--- a/docs/contest/forms/out/Beddy2.0_성과보고서.docx
+++ b/docs/contest/forms/out/Beddy2.0_성과보고서.docx
@@ -970,7 +970,7 @@
                 <w:sz w:val="20"/>
                 <w:szCs w:val="20"/>
               </w:rPr>
-              <w:t xml:space="preserve">기반(v1)과 이번 탐구개발(v2)</w:t>
+              <w:t xml:space="preserve">서비스와 이번 탐구개발</w:t>
             </w:r>
           </w:p>
           <w:p>
@@ -1041,10 +1041,20 @@
             <w:r>
               <w:rPr>
                 <w:rFonts w:hint="eastAsia"/>
-                <w:sz w:val="20"/>
-                <w:szCs w:val="20"/>
-              </w:rPr>
-              <w:t xml:space="preserve">v1: 2026.8 '강원 LRS 공유대학 AWS 해커톤' 출품작(</w:t>
+                <w:b/>
+                <w:bCs/>
+                <w:sz w:val="20"/>
+                <w:szCs w:val="20"/>
+              </w:rPr>
+              <w:t xml:space="preserve">기반</w:t>
+            </w:r>
+            <w:r>
+              <w:rPr>
+                <w:rFonts w:hint="eastAsia"/>
+                <w:sz w:val="20"/>
+                <w:szCs w:val="20"/>
+              </w:rPr>
+              <w:t xml:space="preserve">: 2026.8 '강원 LRS 공유대학 AWS 해커톤' 출품작 Beddy(</w:t>
             </w:r>
             <w:r>
               <w:rPr>
@@ -1061,7 +1071,7 @@
                 <w:sz w:val="20"/>
                 <w:szCs w:val="20"/>
               </w:rPr>
-              <w:t xml:space="preserve">), 5조 각양각색 제작, MIT 라이선스. 페르소나 LLM 대화·새벽 미션 Agent(tool-use)·보호자 RAG를 갖춤</w:t>
+              <w:t xml:space="preserve">, 최유경이 참여한 원작 팀 제작, MIT)를 바탕으로, 2026.10 아동 안전 계층을 새로 더하고 위기 판정 성능을 높인 탐구개발(v1·v2 구분표 별첨)</w:t>
             </w:r>
           </w:p>
           <w:p>
@@ -1090,10 +1100,20 @@
             <w:r>
               <w:rPr>
                 <w:rFonts w:hint="eastAsia"/>
-                <w:sz w:val="20"/>
-                <w:szCs w:val="20"/>
-              </w:rPr>
-              <w:t xml:space="preserve">v1의 위기 감지는 개발셋 기준 위험·긴급 감지율 24.7%, 일반 대화 오경보율 25.4%("자살골"에도 보호자 '긴급' 알림)</w:t>
+                <w:b/>
+                <w:bCs/>
+                <w:sz w:val="20"/>
+                <w:szCs w:val="20"/>
+              </w:rPr>
+              <w:t xml:space="preserve">출발점</w:t>
+            </w:r>
+            <w:r>
+              <w:rPr>
+                <w:rFonts w:hint="eastAsia"/>
+                <w:sz w:val="20"/>
+                <w:szCs w:val="20"/>
+              </w:rPr>
+              <w:t xml:space="preserve">: 기존 위기 감지는 개발셋 기준 위험·긴급 감지율 24.7%, 일반 대화 오경보율 25.4%("자살골"에도 보호자 '긴급' 알림)</w:t>
             </w:r>
           </w:p>
           <w:p>
@@ -1122,38 +1142,6 @@
             <w:r>
               <w:rPr>
                 <w:rFonts w:hint="eastAsia"/>
-                <w:sz w:val="20"/>
-                <w:szCs w:val="20"/>
-              </w:rPr>
-              <w:t xml:space="preserve">v2(2026.10, 팀 YSA): v1에 아동 안전 계층이라는 새 기능을 더하고 위기 판정 성능을 높인 탐구개발(v1·v2 구분표 별첨, 저장소 docs/v2/CHANGES.md)</w:t>
-            </w:r>
-          </w:p>
-          <w:p>
-            <w:pPr>
-              <w:tabs>
-                <w:tab w:val="left" w:pos="440"/>
-              </w:tabs>
-              <w:wordWrap/>
-              <w:spacing w:before="0" w:after="0" w:line="252" w:lineRule="auto"/>
-              <w:ind w:left="440" w:hanging="200"/>
-              <w:rPr>
-                <w:rFonts w:hint="eastAsia"/>
-                <w:sz w:val="20"/>
-                <w:szCs w:val="20"/>
-              </w:rPr>
-            </w:pPr>
-            <w:r>
-              <w:rPr>
-                <w:rFonts w:hint="eastAsia"/>
-                <w:sz w:val="20"/>
-                <w:szCs w:val="20"/>
-              </w:rPr>
-              <w:t xml:space="preserve">-</w:t>
-              <w:tab/>
-            </w:r>
-            <w:r>
-              <w:rPr>
-                <w:rFonts w:hint="eastAsia"/>
                 <w:b/>
                 <w:bCs/>
                 <w:sz w:val="20"/>
@@ -1184,7 +1172,7 @@
                 <w:sz w:val="20"/>
                 <w:szCs w:val="20"/>
               </w:rPr>
-              <w:t xml:space="preserve">) · 최유경(v1 원작 팀원, </w:t>
+              <w:t xml:space="preserve">) · 최유경(원작 팀원, </w:t>
             </w:r>
             <w:r>
               <w:rPr>

--- a/docs/contest/forms/out/Beddy2.0_성과보고서.docx
+++ b/docs/contest/forms/out/Beddy2.0_성과보고서.docx
@@ -1054,24 +1054,7 @@
                 <w:sz w:val="20"/>
                 <w:szCs w:val="20"/>
               </w:rPr>
-              <w:t xml:space="preserve">: 2026.8 '강원 LRS 공유대학 AWS 해커톤' 출품작 Beddy(</w:t>
-            </w:r>
-            <w:r>
-              <w:rPr>
-                <w:rFonts w:hint="eastAsia"/>
-                <w:sz w:val="20"/>
-                <w:szCs w:val="20"/>
-                <w:highlight w:val="yellow"/>
-              </w:rPr>
-              <w:t xml:space="preserve">[수상 여부·상 이름]</w:t>
-            </w:r>
-            <w:r>
-              <w:rPr>
-                <w:rFonts w:hint="eastAsia"/>
-                <w:sz w:val="20"/>
-                <w:szCs w:val="20"/>
-              </w:rPr>
-              <w:t xml:space="preserve">, 최유경이 참여한 원작 팀 제작, MIT)를 바탕으로, 2026.10 아동 안전 계층을 새로 더하고 위기 판정 성능을 높인 탐구개발(v1·v2 구분표 별첨)</w:t>
+              <w:t xml:space="preserve">: 2026.8 '강원 LRS 공유대학 AWS 해커톤' 출품작 Beddy(최유경이 참여한 원작 팀 제작, MIT)를 바탕으로, 2026.10 아동 안전 계층을 새로 더하고 위기 판정 성능을 높인 탐구개발(v1·v2 구분표 별첨)</w:t>
             </w:r>
           </w:p>
           <w:p>
@@ -1155,75 +1138,7 @@
                 <w:sz w:val="20"/>
                 <w:szCs w:val="20"/>
               </w:rPr>
-              <w:t xml:space="preserve">(팀 YSA): 정하민(대표, </w:t>
-            </w:r>
-            <w:r>
-              <w:rPr>
-                <w:rFonts w:hint="eastAsia"/>
-                <w:sz w:val="20"/>
-                <w:szCs w:val="20"/>
-                <w:highlight w:val="yellow"/>
-              </w:rPr>
-              <w:t xml:space="preserve">[역할]</w:t>
-            </w:r>
-            <w:r>
-              <w:rPr>
-                <w:rFonts w:hint="eastAsia"/>
-                <w:sz w:val="20"/>
-                <w:szCs w:val="20"/>
-              </w:rPr>
-              <w:t xml:space="preserve">) · 최유경(원작 팀원, </w:t>
-            </w:r>
-            <w:r>
-              <w:rPr>
-                <w:rFonts w:hint="eastAsia"/>
-                <w:sz w:val="20"/>
-                <w:szCs w:val="20"/>
-                <w:highlight w:val="yellow"/>
-              </w:rPr>
-              <w:t xml:space="preserve">[역할]</w:t>
-            </w:r>
-            <w:r>
-              <w:rPr>
-                <w:rFonts w:hint="eastAsia"/>
-                <w:sz w:val="20"/>
-                <w:szCs w:val="20"/>
-              </w:rPr>
-              <w:t xml:space="preserve">) · 최유현(</w:t>
-            </w:r>
-            <w:r>
-              <w:rPr>
-                <w:rFonts w:hint="eastAsia"/>
-                <w:sz w:val="20"/>
-                <w:szCs w:val="20"/>
-                <w:highlight w:val="yellow"/>
-              </w:rPr>
-              <w:t xml:space="preserve">[역할]</w:t>
-            </w:r>
-            <w:r>
-              <w:rPr>
-                <w:rFonts w:hint="eastAsia"/>
-                <w:sz w:val="20"/>
-                <w:szCs w:val="20"/>
-              </w:rPr>
-              <w:t xml:space="preserve">) · 최태웅(</w:t>
-            </w:r>
-            <w:r>
-              <w:rPr>
-                <w:rFonts w:hint="eastAsia"/>
-                <w:sz w:val="20"/>
-                <w:szCs w:val="20"/>
-                <w:highlight w:val="yellow"/>
-              </w:rPr>
-              <w:t xml:space="preserve">[역할]</w:t>
-            </w:r>
-            <w:r>
-              <w:rPr>
-                <w:rFonts w:hint="eastAsia"/>
-                <w:sz w:val="20"/>
-                <w:szCs w:val="20"/>
-              </w:rPr>
-              <w:t xml:space="preserve">)</w:t>
+              <w:t xml:space="preserve">(팀 YSA): 정하민(대표) · 최유경(원작 팀원) · 최유현 · 최태웅</w:t>
             </w:r>
           </w:p>
           <w:p>
@@ -2305,126 +2220,7 @@
                 <w:sz w:val="20"/>
                 <w:szCs w:val="20"/>
               </w:rPr>
-              <w:t xml:space="preserve">(심사 계정 5쌍 별도 제공) · Next.js·TypeScript 웹앱, 대화 AI는 Claude API(Claude Haiku 5.5) · 코드: GitHub roundycat/buddy(열람 권한 요청 시 부여) · 시연 영상 첨부 · 자동 테스트 307개 통과</w:t>
-            </w:r>
-          </w:p>
-          <w:p>
-            <w:pPr>
-              <w:tabs>
-                <w:tab w:val="left" w:pos="440"/>
-              </w:tabs>
-              <w:wordWrap/>
-              <w:spacing w:before="0" w:after="0" w:line="252" w:lineRule="auto"/>
-              <w:ind w:left="440" w:hanging="200"/>
-              <w:rPr>
-                <w:rFonts w:hint="eastAsia"/>
-                <w:sz w:val="20"/>
-                <w:szCs w:val="20"/>
-              </w:rPr>
-            </w:pPr>
-            <w:r>
-              <w:rPr>
-                <w:rFonts w:hint="eastAsia"/>
-                <w:sz w:val="20"/>
-                <w:szCs w:val="20"/>
-              </w:rPr>
-              <w:t xml:space="preserve">-</w:t>
-              <w:tab/>
-            </w:r>
-            <w:r>
-              <w:rPr>
-                <w:rFonts w:hint="eastAsia"/>
-                <w:b/>
-                <w:bCs/>
-                <w:sz w:val="20"/>
-                <w:szCs w:val="20"/>
-              </w:rPr>
-              <w:t xml:space="preserve">검증</w:t>
-            </w:r>
-            <w:r>
-              <w:rPr>
-                <w:rFonts w:hint="eastAsia"/>
-                <w:sz w:val="20"/>
-                <w:szCs w:val="20"/>
-              </w:rPr>
-              <w:t xml:space="preserve">: 보호자 설문 </w:t>
-            </w:r>
-            <w:r>
-              <w:rPr>
-                <w:rFonts w:hint="eastAsia"/>
-                <w:sz w:val="20"/>
-                <w:szCs w:val="20"/>
-                <w:highlight w:val="yellow"/>
-              </w:rPr>
-              <w:t xml:space="preserve">[n명]</w:t>
-            </w:r>
-            <w:r>
-              <w:rPr>
-                <w:rFonts w:hint="eastAsia"/>
-                <w:sz w:val="20"/>
-                <w:szCs w:val="20"/>
-              </w:rPr>
-              <w:t xml:space="preserve"> 중 </w:t>
-            </w:r>
-            <w:r>
-              <w:rPr>
-                <w:rFonts w:hint="eastAsia"/>
-                <w:sz w:val="20"/>
-                <w:szCs w:val="20"/>
-                <w:highlight w:val="yellow"/>
-              </w:rPr>
-              <w:t xml:space="preserve">[ ]</w:t>
-            </w:r>
-            <w:r>
-              <w:rPr>
-                <w:rFonts w:hint="eastAsia"/>
-                <w:sz w:val="20"/>
-                <w:szCs w:val="20"/>
-              </w:rPr>
-              <w:t xml:space="preserve">%가 '원문 대신 요약·위험 알림'을 선호, 사용 의향 </w:t>
-            </w:r>
-            <w:r>
-              <w:rPr>
-                <w:rFonts w:hint="eastAsia"/>
-                <w:sz w:val="20"/>
-                <w:szCs w:val="20"/>
-                <w:highlight w:val="yellow"/>
-              </w:rPr>
-              <w:t xml:space="preserve">[ ]</w:t>
-            </w:r>
-            <w:r>
-              <w:rPr>
-                <w:rFonts w:hint="eastAsia"/>
-                <w:sz w:val="20"/>
-                <w:szCs w:val="20"/>
-              </w:rPr>
-              <w:t xml:space="preserve">점 · 전문가 자문 </w:t>
-            </w:r>
-            <w:r>
-              <w:rPr>
-                <w:rFonts w:hint="eastAsia"/>
-                <w:sz w:val="20"/>
-                <w:szCs w:val="20"/>
-                <w:highlight w:val="yellow"/>
-              </w:rPr>
-              <w:t xml:space="preserve">[○건]</w:t>
-            </w:r>
-            <w:r>
-              <w:rPr>
-                <w:rFonts w:hint="eastAsia"/>
-                <w:sz w:val="20"/>
-                <w:szCs w:val="20"/>
-              </w:rPr>
-              <w:t xml:space="preserve">: </w:t>
-            </w:r>
-            <w:r>
-              <w:rPr>
-                <w:rFonts w:hint="eastAsia"/>
-                <w:sz w:val="20"/>
-                <w:szCs w:val="20"/>
-                <w:highlight w:val="yellow"/>
-              </w:rPr>
-              <w:t xml:space="preserve">[인용]</w:t>
+              <w:t xml:space="preserve">(심사 계정 5쌍 별도 제공) · Next.js·TypeScript 웹앱, 대화 AI는 Claude API(Claude Haiku 5.5) · 코드: github.com/roundycat/buddy · 시연 영상 첨부 · 자동 테스트 307개 통과</w:t>
             </w:r>
           </w:p>
         </w:tc>

--- a/docs/contest/forms/out/Beddy2.0_성과보고서.docx
+++ b/docs/contest/forms/out/Beddy2.0_성과보고서.docx
@@ -448,7 +448,7 @@
                 <w:sz w:val="20"/>
                 <w:szCs w:val="20"/>
               </w:rPr>
-              <w:t xml:space="preserve">만 14세 미만 법정대리인 동의를 구현하고, 독립 평가셋으로 v1 대비 안전 성능을 측정</w:t>
+              <w:t xml:space="preserve">만 14세 미만 법정대리인 동의를 구현하고, 독립 평가셋으로 기존 방식 대비 안전 성능을 측정</w:t>
             </w:r>
           </w:p>
         </w:tc>
@@ -1054,7 +1054,7 @@
                 <w:sz w:val="20"/>
                 <w:szCs w:val="20"/>
               </w:rPr>
-              <w:t xml:space="preserve">: 2026.8 '강원 LRS 공유대학 AWS 해커톤' 출품작 Beddy(최유경이 참여한 원작 팀 제작, MIT)를 바탕으로, 2026.10 아동 안전 계층을 새로 더하고 위기 판정 성능을 높인 탐구개발(v1·v2 구분표 별첨)</w:t>
+              <w:t xml:space="preserve">: 2026.8 '강원 LRS 공유대학 AWS 해커톤' 출품작 Beddy(MIT)를 원작 팀장 최유경이 새 팀과 이어서 개발. 기본 서비스는 원작에서 이어받고, 2026.10 아동 안전 계층을 새로 만들어 위기 판정 성능을 높임(탐구개발 내역 별첨)</w:t>
             </w:r>
           </w:p>
           <w:p>
@@ -1088,48 +1088,6 @@
                 <w:sz w:val="20"/>
                 <w:szCs w:val="20"/>
               </w:rPr>
-              <w:t xml:space="preserve">출발점</w:t>
-            </w:r>
-            <w:r>
-              <w:rPr>
-                <w:rFonts w:hint="eastAsia"/>
-                <w:sz w:val="20"/>
-                <w:szCs w:val="20"/>
-              </w:rPr>
-              <w:t xml:space="preserve">: 기존 위기 감지는 개발셋 기준 위험·긴급 감지율 24.7%, 일반 대화 오경보율 25.4%("자살골"에도 보호자 '긴급' 알림)</w:t>
-            </w:r>
-          </w:p>
-          <w:p>
-            <w:pPr>
-              <w:tabs>
-                <w:tab w:val="left" w:pos="440"/>
-              </w:tabs>
-              <w:wordWrap/>
-              <w:spacing w:before="0" w:after="0" w:line="252" w:lineRule="auto"/>
-              <w:ind w:left="440" w:hanging="200"/>
-              <w:rPr>
-                <w:rFonts w:hint="eastAsia"/>
-                <w:sz w:val="20"/>
-                <w:szCs w:val="20"/>
-              </w:rPr>
-            </w:pPr>
-            <w:r>
-              <w:rPr>
-                <w:rFonts w:hint="eastAsia"/>
-                <w:sz w:val="20"/>
-                <w:szCs w:val="20"/>
-              </w:rPr>
-              <w:t xml:space="preserve">-</w:t>
-              <w:tab/>
-            </w:r>
-            <w:r>
-              <w:rPr>
-                <w:rFonts w:hint="eastAsia"/>
-                <w:b/>
-                <w:bCs/>
-                <w:sz w:val="20"/>
-                <w:szCs w:val="20"/>
-              </w:rPr>
               <w:t xml:space="preserve">탐구 참여 인력</w:t>
             </w:r>
             <w:r>
@@ -1138,7 +1096,7 @@
                 <w:sz w:val="20"/>
                 <w:szCs w:val="20"/>
               </w:rPr>
-              <w:t xml:space="preserve">(팀 YSA): 정하민(대표) · 최유경(원작 팀원) · 최유현 · 최태웅</w:t>
+              <w:t xml:space="preserve">(팀 YSA): 정하민(대표) · 최유경(원작 팀장) · 최유현 · 최태웅</w:t>
             </w:r>
           </w:p>
           <w:p>
@@ -1172,15 +1130,15 @@
                 <w:sz w:val="20"/>
                 <w:szCs w:val="20"/>
               </w:rPr>
-              <w:t xml:space="preserve">개발 내용(v2)</w:t>
-            </w:r>
-            <w:r>
-              <w:rPr>
-                <w:rFonts w:hint="eastAsia"/>
-                <w:sz w:val="20"/>
-                <w:szCs w:val="20"/>
-              </w:rPr>
-              <w:t xml:space="preserve"> — 메시지 → 규칙 감지 → LLM 재판정(상향만) → 5단계 대응 → 답장 문장 필터</w:t>
+              <w:t xml:space="preserve">개발 내용(탐구개발)</w:t>
+            </w:r>
+            <w:r>
+              <w:rPr>
+                <w:rFonts w:hint="eastAsia"/>
+                <w:sz w:val="20"/>
+                <w:szCs w:val="20"/>
+              </w:rPr>
+              <w:t xml:space="preserve"> — 메시지 → 규칙 감지 → LLM 재판정 → 5단계 대응 → 답장 문장 필터</w:t>
             </w:r>
           </w:p>
           <w:p>
@@ -1532,7 +1490,7 @@
                       <w:sz w:val="18"/>
                       <w:szCs w:val="18"/>
                     </w:rPr>
-                    <w:t xml:space="preserve">지표 (v2는 규칙 계층만 측정)</w:t>
+                    <w:t xml:space="preserve">지표 (2.0은 규칙 계층만 측정)</w:t>
                   </w:r>
                 </w:p>
               </w:tc>
@@ -1561,7 +1519,7 @@
                       <w:sz w:val="18"/>
                       <w:szCs w:val="18"/>
                     </w:rPr>
-                    <w:t xml:space="preserve">v1</w:t>
+                    <w:t xml:space="preserve">기존 방식</w:t>
                   </w:r>
                 </w:p>
               </w:tc>
@@ -1590,7 +1548,7 @@
                       <w:sz w:val="18"/>
                       <w:szCs w:val="18"/>
                     </w:rPr>
-                    <w:t xml:space="preserve">v2</w:t>
+                    <w:t xml:space="preserve">Beddy 2.0</w:t>
                   </w:r>
                 </w:p>
               </w:tc>
@@ -2144,7 +2102,7 @@
                 <w:sz w:val="20"/>
                 <w:szCs w:val="20"/>
               </w:rPr>
-              <w:t xml:space="preserve">: 일상 대화의 보호자 오경보를 절반 이하로 줄이고(8.2%→3.5%) v1에 없던 보호 경로·유출 검사를 갖춤. </w:t>
+              <w:t xml:space="preserve">: 일상 대화의 보호자 오경보를 절반 이하로 줄이고(8.2%→3.5%) 기존 방식에 없던 보호 경로·유출 검사를 새로 갖춤. </w:t>
             </w:r>
             <w:r>
               <w:rPr>
@@ -2445,7 +2403,7 @@
                 <w:sz w:val="20"/>
                 <w:szCs w:val="20"/>
               </w:rPr>
-              <w:t xml:space="preserve">: 해커톤 AWS 계정이 끝나 시제품이 멈춤 → Render·Claude API로 옮겨 AWS 없이도 재현. Bedrock 가드레일 중 앱에 필요한 부분(개인정보·약 지시·위험 방법·관계 규칙)은 자체 응답 필터로 옮기고, 성적·혐오 표현 등은 Claude 모델의 안전 정책에 맡김</w:t>
+              <w:t xml:space="preserve">: AWS에서만 돌던 구조를 Render·Claude API로 옮겨 누구나 재현할 수 있게 함. Bedrock 가드레일 중 앱에 필요한 부분(개인정보·약 지시·위험 방법·관계 규칙)은 자체 응답 필터로 옮기고, 성적·혐오 표현 등은 Claude 모델의 안전 정책에 맡김</w:t>
             </w:r>
           </w:p>
           <w:p>

--- a/docs/contest/forms/out/Beddy2.0_성과보고서.docx
+++ b/docs/contest/forms/out/Beddy2.0_성과보고서.docx
@@ -1433,7 +1433,7 @@
                 <w:sz w:val="20"/>
                 <w:szCs w:val="20"/>
               </w:rPr>
-              <w:t xml:space="preserve"> — 독립 평가셋으로 측정. 일상·보호자 글 문장은 감지 규칙을 보지 않은 별도 과정에서 AI로 합성, 위기 140문장은 팀원 4명이 라벨 기준서만 보고 작성</w:t>
+              <w:t xml:space="preserve"> — 독립 평가셋으로 측정. 일상·보호자 글 문장은 감지 규칙을 보지 않은 별도 과정에서 AI로 합성</w:t>
             </w:r>
           </w:p>
           <w:tbl>
@@ -1549,263 +1549,6 @@
                       <w:szCs w:val="18"/>
                     </w:rPr>
                     <w:t xml:space="preserve">Beddy 2.0</w:t>
-                  </w:r>
-                </w:p>
-              </w:tc>
-            </w:tr>
-            <w:tr>
-              <w:trPr>
-                <w:cantSplit/>
-              </w:trPr>
-              <w:tc>
-                <w:tcPr>
-                  <w:tcW w:w="5115" w:type="dxa"/>
-                  <w:vAlign w:val="center"/>
-                </w:tcPr>
-                <w:p>
-                  <w:pPr>
-                    <w:wordWrap/>
-                    <w:spacing w:before="0" w:after="0" w:line="240" w:lineRule="auto"/>
-                    <w:rPr>
-                      <w:rFonts w:hint="eastAsia"/>
-                      <w:sz w:val="18"/>
-                      <w:szCs w:val="18"/>
-                    </w:rPr>
-                  </w:pPr>
-                  <w:r>
-                    <w:rPr>
-                      <w:rFonts w:hint="eastAsia"/>
-                      <w:sz w:val="18"/>
-                      <w:szCs w:val="18"/>
-                    </w:rPr>
-                    <w:t xml:space="preserve">위기 140문장: 위험·긴급 감지율</w:t>
-                  </w:r>
-                </w:p>
-              </w:tc>
-              <w:tc>
-                <w:tcPr>
-                  <w:tcW w:w="1500" w:type="dxa"/>
-                  <w:vAlign w:val="center"/>
-                </w:tcPr>
-                <w:p>
-                  <w:pPr>
-                    <w:wordWrap/>
-                    <w:spacing w:before="0" w:after="0" w:line="240" w:lineRule="auto"/>
-                    <w:jc w:val="center"/>
-                    <w:rPr>
-                      <w:rFonts w:hint="eastAsia"/>
-                      <w:sz w:val="18"/>
-                      <w:szCs w:val="18"/>
-                    </w:rPr>
-                  </w:pPr>
-                  <w:r>
-                    <w:rPr>
-                      <w:rFonts w:hint="eastAsia"/>
-                      <w:sz w:val="18"/>
-                      <w:szCs w:val="18"/>
-                      <w:highlight w:val="yellow"/>
-                    </w:rPr>
-                    <w:t xml:space="preserve">[ ]</w:t>
-                  </w:r>
-                </w:p>
-              </w:tc>
-              <w:tc>
-                <w:tcPr>
-                  <w:tcW w:w="1600" w:type="dxa"/>
-                  <w:vAlign w:val="center"/>
-                </w:tcPr>
-                <w:p>
-                  <w:pPr>
-                    <w:wordWrap/>
-                    <w:spacing w:before="0" w:after="0" w:line="240" w:lineRule="auto"/>
-                    <w:jc w:val="center"/>
-                    <w:rPr>
-                      <w:rFonts w:hint="eastAsia"/>
-                      <w:sz w:val="18"/>
-                      <w:szCs w:val="18"/>
-                    </w:rPr>
-                  </w:pPr>
-                  <w:r>
-                    <w:rPr>
-                      <w:rFonts w:hint="eastAsia"/>
-                      <w:b/>
-                      <w:bCs/>
-                      <w:sz w:val="18"/>
-                      <w:szCs w:val="18"/>
-                      <w:highlight w:val="yellow"/>
-                    </w:rPr>
-                    <w:t xml:space="preserve">[ ]</w:t>
-                  </w:r>
-                </w:p>
-              </w:tc>
-            </w:tr>
-            <w:tr>
-              <w:trPr>
-                <w:cantSplit/>
-              </w:trPr>
-              <w:tc>
-                <w:tcPr>
-                  <w:tcW w:w="5115" w:type="dxa"/>
-                  <w:vAlign w:val="center"/>
-                </w:tcPr>
-                <w:p>
-                  <w:pPr>
-                    <w:wordWrap/>
-                    <w:spacing w:before="0" w:after="0" w:line="240" w:lineRule="auto"/>
-                    <w:rPr>
-                      <w:rFonts w:hint="eastAsia"/>
-                      <w:sz w:val="18"/>
-                      <w:szCs w:val="18"/>
-                    </w:rPr>
-                  </w:pPr>
-                  <w:r>
-                    <w:rPr>
-                      <w:rFonts w:hint="eastAsia"/>
-                      <w:sz w:val="18"/>
-                      <w:szCs w:val="18"/>
-                    </w:rPr>
-                    <w:t xml:space="preserve">위기 140문장: 긴급 감지율</w:t>
-                  </w:r>
-                </w:p>
-              </w:tc>
-              <w:tc>
-                <w:tcPr>
-                  <w:tcW w:w="1500" w:type="dxa"/>
-                  <w:vAlign w:val="center"/>
-                </w:tcPr>
-                <w:p>
-                  <w:pPr>
-                    <w:wordWrap/>
-                    <w:spacing w:before="0" w:after="0" w:line="240" w:lineRule="auto"/>
-                    <w:jc w:val="center"/>
-                    <w:rPr>
-                      <w:rFonts w:hint="eastAsia"/>
-                      <w:sz w:val="18"/>
-                      <w:szCs w:val="18"/>
-                    </w:rPr>
-                  </w:pPr>
-                  <w:r>
-                    <w:rPr>
-                      <w:rFonts w:hint="eastAsia"/>
-                      <w:sz w:val="18"/>
-                      <w:szCs w:val="18"/>
-                      <w:highlight w:val="yellow"/>
-                    </w:rPr>
-                    <w:t xml:space="preserve">[ ]</w:t>
-                  </w:r>
-                </w:p>
-              </w:tc>
-              <w:tc>
-                <w:tcPr>
-                  <w:tcW w:w="1600" w:type="dxa"/>
-                  <w:vAlign w:val="center"/>
-                </w:tcPr>
-                <w:p>
-                  <w:pPr>
-                    <w:wordWrap/>
-                    <w:spacing w:before="0" w:after="0" w:line="240" w:lineRule="auto"/>
-                    <w:jc w:val="center"/>
-                    <w:rPr>
-                      <w:rFonts w:hint="eastAsia"/>
-                      <w:sz w:val="18"/>
-                      <w:szCs w:val="18"/>
-                    </w:rPr>
-                  </w:pPr>
-                  <w:r>
-                    <w:rPr>
-                      <w:rFonts w:hint="eastAsia"/>
-                      <w:b/>
-                      <w:bCs/>
-                      <w:sz w:val="18"/>
-                      <w:szCs w:val="18"/>
-                      <w:highlight w:val="yellow"/>
-                    </w:rPr>
-                    <w:t xml:space="preserve">[ ]</w:t>
-                  </w:r>
-                </w:p>
-              </w:tc>
-            </w:tr>
-            <w:tr>
-              <w:trPr>
-                <w:cantSplit/>
-              </w:trPr>
-              <w:tc>
-                <w:tcPr>
-                  <w:tcW w:w="5115" w:type="dxa"/>
-                  <w:vAlign w:val="center"/>
-                </w:tcPr>
-                <w:p>
-                  <w:pPr>
-                    <w:wordWrap/>
-                    <w:spacing w:before="0" w:after="0" w:line="240" w:lineRule="auto"/>
-                    <w:rPr>
-                      <w:rFonts w:hint="eastAsia"/>
-                      <w:sz w:val="18"/>
-                      <w:szCs w:val="18"/>
-                    </w:rPr>
-                  </w:pPr>
-                  <w:r>
-                    <w:rPr>
-                      <w:rFonts w:hint="eastAsia"/>
-                      <w:sz w:val="18"/>
-                      <w:szCs w:val="18"/>
-                    </w:rPr>
-                    <w:t xml:space="preserve">위기 140문장: 학대 노출을 보호 경로로 안내</w:t>
-                  </w:r>
-                </w:p>
-              </w:tc>
-              <w:tc>
-                <w:tcPr>
-                  <w:tcW w:w="1500" w:type="dxa"/>
-                  <w:vAlign w:val="center"/>
-                </w:tcPr>
-                <w:p>
-                  <w:pPr>
-                    <w:wordWrap/>
-                    <w:spacing w:before="0" w:after="0" w:line="240" w:lineRule="auto"/>
-                    <w:jc w:val="center"/>
-                    <w:rPr>
-                      <w:rFonts w:hint="eastAsia"/>
-                      <w:sz w:val="18"/>
-                      <w:szCs w:val="18"/>
-                    </w:rPr>
-                  </w:pPr>
-                  <w:r>
-                    <w:rPr>
-                      <w:rFonts w:hint="eastAsia"/>
-                      <w:sz w:val="18"/>
-                      <w:szCs w:val="18"/>
-                    </w:rPr>
-                    <w:t xml:space="preserve">0% (경로 없음)</w:t>
-                  </w:r>
-                </w:p>
-              </w:tc>
-              <w:tc>
-                <w:tcPr>
-                  <w:tcW w:w="1600" w:type="dxa"/>
-                  <w:vAlign w:val="center"/>
-                </w:tcPr>
-                <w:p>
-                  <w:pPr>
-                    <w:wordWrap/>
-                    <w:spacing w:before="0" w:after="0" w:line="240" w:lineRule="auto"/>
-                    <w:jc w:val="center"/>
-                    <w:rPr>
-                      <w:rFonts w:hint="eastAsia"/>
-                      <w:sz w:val="18"/>
-                      <w:szCs w:val="18"/>
-                    </w:rPr>
-                  </w:pPr>
-                  <w:r>
-                    <w:rPr>
-                      <w:rFonts w:hint="eastAsia"/>
-                      <w:b/>
-                      <w:bCs/>
-                      <w:sz w:val="18"/>
-                      <w:szCs w:val="18"/>
-                      <w:highlight w:val="yellow"/>
-                    </w:rPr>
-                    <w:t xml:space="preserve">[ ]</w:t>
                   </w:r>
                 </w:p>
               </w:tc>
@@ -2102,24 +1845,7 @@
                 <w:sz w:val="20"/>
                 <w:szCs w:val="20"/>
               </w:rPr>
-              <w:t xml:space="preserve">: 일상 대화의 보호자 오경보를 절반 이하로 줄이고(8.2%→3.5%) 기존 방식에 없던 보호 경로·유출 검사를 새로 갖춤. </w:t>
-            </w:r>
-            <w:r>
-              <w:rPr>
-                <w:rFonts w:hint="eastAsia"/>
-                <w:sz w:val="20"/>
-                <w:szCs w:val="20"/>
-                <w:highlight w:val="yellow"/>
-              </w:rPr>
-              <w:t xml:space="preserve">[위기 감지 결과 해석]</w:t>
-            </w:r>
-            <w:r>
-              <w:rPr>
-                <w:rFonts w:hint="eastAsia"/>
-                <w:sz w:val="20"/>
-                <w:szCs w:val="20"/>
-              </w:rPr>
-              <w:t xml:space="preserve"> LLM 재판정은 단계를 올리기만 하므로 실서비스의 감지율·오경보율은 규칙 계층 값보다 높을 수 있음(측정 커밋 60c4d3d)</w:t>
+              <w:t xml:space="preserve">: 일상 대화의 보호자 오경보를 절반 이하로 줄이고(8.2%→3.5%) 기존 방식에 없던 보호 경로·유출 검사를 새로 갖춤. LLM 재판정은 단계를 올리기만 하므로 실서비스의 오경보율은 규칙 계층 값보다 높을 수 있음(측정 커밋 60c4d3d)</w:t>
             </w:r>
           </w:p>
           <w:p>
@@ -2161,24 +1887,7 @@
                 <w:sz w:val="20"/>
                 <w:szCs w:val="20"/>
               </w:rPr>
-              <w:t xml:space="preserve">: </w:t>
-            </w:r>
-            <w:r>
-              <w:rPr>
-                <w:rFonts w:hint="eastAsia"/>
-                <w:sz w:val="20"/>
-                <w:szCs w:val="20"/>
-                <w:highlight w:val="yellow"/>
-              </w:rPr>
-              <w:t xml:space="preserve">[https://○○.onrender.com]</w:t>
-            </w:r>
-            <w:r>
-              <w:rPr>
-                <w:rFonts w:hint="eastAsia"/>
-                <w:sz w:val="20"/>
-                <w:szCs w:val="20"/>
-              </w:rPr>
-              <w:t xml:space="preserve">(심사 계정 5쌍 별도 제공) · Next.js·TypeScript 웹앱, 대화 AI는 Claude API(Claude Haiku 5.5) · 코드: github.com/roundycat/buddy · 시연 영상 첨부 · 자동 테스트 307개 통과</w:t>
+              <w:t xml:space="preserve">: 웹 테스트 URL·심사 계정 5쌍은 제출 메일에 기재 · Next.js·TypeScript 웹앱, 대화 AI는 Claude API(Claude Haiku 5.5) · 코드: github.com/roundycat/buddy · 시연 영상 첨부 · 자동 테스트 307개 통과</w:t>
             </w:r>
           </w:p>
         </w:tc>
@@ -2319,7 +2028,7 @@
                 <w:sz w:val="20"/>
                 <w:szCs w:val="20"/>
               </w:rPr>
-              <w:t xml:space="preserve">: AI로 위기 문장을 만들려 했으나 안전 필터에 막힘 → 팀원 4명이 라벨 기준서만 보고(감지 코드·개발셋은 보지 않고) 직접 작성. 방법·수단은 구체적으로 쓰지 않음</w:t>
+              <w:t xml:space="preserve">: AI로 위기 문장을 만들려 했으나 안전 필터에 막힘 → 팀원이 라벨 기준서만 보고(감지 코드·개발셋은 보지 않고) 직접 쓰는 독립 평가셋을 준비 중. 방법·수단은 구체적으로 쓰지 않음</w:t>
             </w:r>
           </w:p>
           <w:p>
@@ -2496,7 +2205,7 @@
                 <w:sz w:val="20"/>
                 <w:szCs w:val="20"/>
               </w:rPr>
-              <w:t xml:space="preserve">: 평가셋은 실제 아동 대화가 아니고 규모가 작음. 유출 검사는 아이가 비밀이라고 한 내용을 바꿔 말한 경우를 20%만 탐지했고, 일상 문장 1건(170건 중)은 보호 경로로 잘못 안내함 → 같은 평가셋으로 규칙을 고치면 측정이 오염되므로 개선은 새 평가셋으로, 실제 효과는 시범 운영에서 검증</w:t>
+              <w:t xml:space="preserve">: 평가셋은 실제 아동 대화가 아니고 규모가 작으며, 위기 문장 독립 평가는 아직 끝나지 않음. 유출 검사는 아이가 비밀이라고 한 내용을 바꿔 말한 경우를 20%만 탐지했고, 일상 문장 1건(170건 중)은 보호 경로로 잘못 안내함 → 같은 평가셋으로 규칙을 고치면 측정이 오염되므로 개선은 새 평가셋으로, 실제 효과는 시범 운영에서 검증</w:t>
             </w:r>
           </w:p>
         </w:tc>

--- a/docs/contest/forms/out/Beddy2.0_성과보고서.docx
+++ b/docs/contest/forms/out/Beddy2.0_성과보고서.docx
@@ -1887,7 +1887,7 @@
                 <w:sz w:val="20"/>
                 <w:szCs w:val="20"/>
               </w:rPr>
-              <w:t xml:space="preserve">: 웹 테스트 URL·심사 계정 5쌍은 제출 메일에 기재 · Next.js·TypeScript 웹앱, 대화 AI는 Claude API(Claude Haiku 5.5) · 코드: github.com/roundycat/buddy · 시연 영상 첨부 · 자동 테스트 307개 통과</w:t>
+              <w:t xml:space="preserve">: 웹 테스트 URL·심사 계정 5쌍은 제출 메일에 기재 · Next.js·TypeScript 웹앱, 대화 AI는 Claude API(Claude Haiku 5.5) · 코드: github.com/roundycat/buddy · 시연 영상 첨부 · 자동 테스트 308개 통과</w:t>
             </w:r>
           </w:p>
         </w:tc>

--- a/docs/contest/forms/out/Beddy2.0_성과보고서.docx
+++ b/docs/contest/forms/out/Beddy2.0_성과보고서.docx
@@ -1887,7 +1887,7 @@
                 <w:sz w:val="20"/>
                 <w:szCs w:val="20"/>
               </w:rPr>
-              <w:t xml:space="preserve">: 웹 테스트 URL·심사 계정 5쌍은 제출 메일에 기재 · Next.js·TypeScript 웹앱, 대화 AI는 Claude API(Claude Haiku 5.5) · 코드: github.com/roundycat/buddy · 시연 영상 첨부 · 자동 테스트 308개 통과</w:t>
+              <w:t xml:space="preserve">: 웹 테스트 URL·심사 계정 5쌍은 제출 메일에 기재 · Next.js·TypeScript 웹앱, 대화 AI는 Claude API(Claude Haiku 5.5) · 코드: github.com/roundycat/buddy · 시연 영상 첨부 · 자동 테스트 309개 통과</w:t>
             </w:r>
           </w:p>
         </w:tc>

--- a/docs/contest/forms/out/Beddy2.0_성과보고서.docx
+++ b/docs/contest/forms/out/Beddy2.0_성과보고서.docx
@@ -1096,7 +1096,7 @@
                 <w:sz w:val="20"/>
                 <w:szCs w:val="20"/>
               </w:rPr>
-              <w:t xml:space="preserve">(팀 YSA): 정하민(대표) · 최유경(원작 팀장) · 최유현 · 최태웅</w:t>
+              <w:t xml:space="preserve">(팀 YSA): 정하민(대표) · 최유경(원작 팀장) · 최유현</w:t>
             </w:r>
           </w:p>
           <w:p>

--- a/docs/contest/forms/out/Beddy2.0_성과보고서.docx
+++ b/docs/contest/forms/out/Beddy2.0_성과보고서.docx
@@ -1054,7 +1054,7 @@
                 <w:sz w:val="20"/>
                 <w:szCs w:val="20"/>
               </w:rPr>
-              <w:t xml:space="preserve">: 2026.8 '강원 LRS 공유대학 AWS 해커톤' 출품작 Beddy(MIT)를 원작 팀장 최유경이 새 팀과 이어서 개발. 기본 서비스는 원작에서 이어받고, 2026.10 아동 안전 계층을 새로 만들어 위기 판정 성능을 높임(탐구개발 내역 별첨)</w:t>
+              <w:t xml:space="preserve">: 기본 서비스는 2026.8 '강원 LRS 공유대학 AWS 해커톤' 출품작 Beddy(MIT)에서 가져오고, 2026.10 아동 안전 계층을 새로 만들어 위기 판정 성능을 높임(탐구개발 내역 별첨)</w:t>
             </w:r>
           </w:p>
           <w:p>
